--- a/report/选题报告及论文工作计划表_202401.docx
+++ b/report/选题报告及论文工作计划表_202401.docx
@@ -1130,7 +1130,7 @@
           <w:rFonts w:ascii="Times New Roman" w:hAnsi="Times New Roman" w:eastAsia="宋体"/>
           <w:b w:val="0"/>
         </w:rPr>
-        <w:t>三个方向的交叉点上,既是对"AI for Security"的具体落地,也为"AI 自主维护安全关键系统"的可信性(verifier + 沙箱 + 自动回滚)提供方法论探索。</w:t>
+        <w:t>三个方向的交叉点上,既是对"AI for Security"的具体落地,也为"AI 自主维护安全关键系统"的可靠性(verifier + 沙箱 + 自动回滚)提供方法论探索。</w:t>
       </w:r>
     </w:p>
     <w:p>
@@ -1910,14 +1910,42 @@
           <w:rFonts w:ascii="Times New Roman" w:hAnsi="Times New Roman" w:eastAsia="宋体"/>
           <w:b/>
         </w:rPr>
-        <w:t>可信性问题——如何让 AI 自动生成的内核代码安全可控?</w:t>
+        <w:t>可靠性问题——如何让智能体自动生成的内核代码安全可控?</w:t>
       </w:r>
       <w:r>
         <w:rPr>
           <w:rFonts w:ascii="Times New Roman" w:hAnsi="Times New Roman" w:eastAsia="宋体"/>
           <w:b w:val="0"/>
         </w:rPr>
-        <w:t xml:space="preserve"> 内核态 eBPF 一旦出错可致断网或误杀全部流量,而 LLM 生成代码可靠性存疑[33]。关键在于构建"内核 verifier(不可伪造的安全预言机)+ 静态沙箱 + 隔离环境对抗验证 + 自动回滚"的多层可信闭环。</w:t>
+        <w:t xml:space="preserve"> 内核态 eBPF 一旦出错可致断网或误杀全部流量,而 LLM 生成代码可靠性存疑[33]。关键在于把</w:t>
+      </w:r>
+      <w:r>
+        <w:rPr>
+          <w:rFonts w:ascii="Times New Roman" w:hAnsi="Times New Roman" w:eastAsia="宋体"/>
+          <w:b/>
+        </w:rPr>
+        <w:t>现成的内核安全设施</w:t>
+      </w:r>
+      <w:r>
+        <w:rPr>
+          <w:rFonts w:ascii="Times New Roman" w:hAnsi="Times New Roman" w:eastAsia="宋体"/>
+          <w:b w:val="0"/>
+        </w:rPr>
+        <w:t>(内核 verifier、静态沙箱、隔离环境对抗验证、自动回滚)</w:t>
+      </w:r>
+      <w:r>
+        <w:rPr>
+          <w:rFonts w:ascii="Times New Roman" w:hAnsi="Times New Roman" w:eastAsia="宋体"/>
+          <w:b/>
+        </w:rPr>
+        <w:t>接入智能体闭环</w:t>
+      </w:r>
+      <w:r>
+        <w:rPr>
+          <w:rFonts w:ascii="Times New Roman" w:hAnsi="Times New Roman" w:eastAsia="宋体"/>
+          <w:b w:val="0"/>
+        </w:rPr>
+        <w:t>:以编译/verifier 报错驱动自修正,沙箱重放把关,异常即回滚——本文不重造这些基础设施,而是组织它们构成多层可靠闭环。</w:t>
       </w:r>
     </w:p>
     <w:p>
@@ -1936,7 +1964,7 @@
           <w:rFonts w:ascii="Times New Roman" w:hAnsi="Times New Roman" w:eastAsia="宋体"/>
           <w:b/>
         </w:rPr>
-        <w:t>探索有效性问题——如何高效发现真正有价值的攻击面?</w:t>
+        <w:t>探索高效性问题——如何高效发现真正有价值的攻击面?</w:t>
       </w:r>
       <w:r>
         <w:rPr>
@@ -2231,7 +2259,7 @@
           <w:color w:val="222222"/>
           <w:sz w:val="17"/>
         </w:rPr>
-        <w:t xml:space="preserve">     · 在"挂载点×协议层×检测机制×攻击类别"行为网格维护多样化精英防御</w:t>
+        <w:t xml:space="preserve">     · 在"挂载点×协议层×检测机制×攻击类别"行为网格维护多样化防御</w:t>
         <w:br/>
       </w:r>
       <w:r>
@@ -2643,7 +2671,7 @@
           <w:rFonts w:ascii="Times New Roman" w:hAnsi="Times New Roman" w:eastAsia="宋体"/>
           <w:b w:val="0"/>
         </w:rPr>
-        <w:t>:首次提出以"经验证的内核代码"而非模型权重承载并持续进化网络防御能力的范式,系统性论证其相对小模型在无界容量、抗灾难性遗忘、可解释、线速、可形式化验证上的优势,并在安全关键领域给出实证。</w:t>
+        <w:t>:让编码智能体持续维护与演化一套运行在内核的防御代码,把防御能力沉淀为"可验证的内核代码"而非模型权重;系统性论证其相对小模型在无界容量、抗灾难性遗忘、可解释、线速、可形式化验证上的优势。</w:t>
       </w:r>
     </w:p>
     <w:p>
@@ -2662,14 +2690,14 @@
           <w:rFonts w:ascii="Times New Roman" w:hAnsi="Times New Roman" w:eastAsia="宋体"/>
           <w:b/>
         </w:rPr>
-        <w:t>机制创新——攻防同源的自进化闭环</w:t>
+        <w:t>工程创新——防御演化专用 harness</w:t>
       </w:r>
       <w:r>
         <w:rPr>
           <w:rFonts w:ascii="Times New Roman" w:hAnsi="Times New Roman" w:eastAsia="宋体"/>
           <w:b w:val="0"/>
         </w:rPr>
-        <w:t>:把作者的攻击者视角反向用于防御,构建"新颖性与覆盖度引导的主动探索 → LLM 进化式 eBPF 合成 → verifier/沙箱可信验证 → 非梯度反思迭代 → 新颖性档案"的开放式防御演化闭环,区别于现有"一次性 LLM 写 eBPF"[26] 的工作。</w:t>
+        <w:t>:为内核 eBPF 防御构建领域专用的编码智能体 harness——把 eBPF 代码生成/编译、内核 verifier 反馈解析、内核态沙箱、攻防靶场与防御档案,封装为智能体可调用的工具与反馈接口,而非直接套用 Claude Code、Cursor 等通用编码智能体[53][55][56];该 harness 本身即一项可迁移到同类内核安全任务的成果。</w:t>
       </w:r>
     </w:p>
     <w:p>
@@ -2688,66 +2716,14 @@
           <w:rFonts w:ascii="Times New Roman" w:hAnsi="Times New Roman" w:eastAsia="宋体"/>
           <w:b/>
         </w:rPr>
-        <w:t>可信创新——以内核 verifier 为安全预言机的 AI 内核代码自动化</w:t>
+        <w:t>评测创新——攻防协同演化评测基准</w:t>
       </w:r>
       <w:r>
         <w:rPr>
           <w:rFonts w:ascii="Times New Roman" w:hAnsi="Times New Roman" w:eastAsia="宋体"/>
           <w:b w:val="0"/>
         </w:rPr>
-        <w:t>:系统化解决"让 AI 写内核代码"的安全性,提出多层可信 + 自动回滚机制。</w:t>
-      </w:r>
-    </w:p>
-    <w:p>
-      <w:pPr>
-        <w:ind w:left="420"/>
-      </w:pPr>
-      <w:r>
-        <w:rPr>
-          <w:rFonts w:ascii="Times New Roman" w:hAnsi="Times New Roman" w:eastAsia="宋体"/>
-          <w:b w:val="0"/>
-        </w:rPr>
-        <w:t xml:space="preserve">4. </w:t>
-      </w:r>
-      <w:r>
-        <w:rPr>
-          <w:rFonts w:ascii="Times New Roman" w:hAnsi="Times New Roman" w:eastAsia="宋体"/>
-          <w:b/>
-        </w:rPr>
-        <w:t>评测创新——攻防协同进化的未知攻击防御评测</w:t>
-      </w:r>
-      <w:r>
-        <w:rPr>
-          <w:rFonts w:ascii="Times New Roman" w:hAnsi="Times New Roman" w:eastAsia="宋体"/>
-          <w:b w:val="0"/>
-        </w:rPr>
-        <w:t>:以课题组真实攻击为红队,首次面向"协议攻击的自主防御"建立可量化、含未知攻击留出集的评测协议。</w:t>
-      </w:r>
-    </w:p>
-    <w:p>
-      <w:pPr>
-        <w:ind w:left="420"/>
-      </w:pPr>
-      <w:r>
-        <w:rPr>
-          <w:rFonts w:ascii="Times New Roman" w:hAnsi="Times New Roman" w:eastAsia="宋体"/>
-          <w:b w:val="0"/>
-        </w:rPr>
-        <w:t xml:space="preserve">5. </w:t>
-      </w:r>
-      <w:r>
-        <w:rPr>
-          <w:rFonts w:ascii="Times New Roman" w:hAnsi="Times New Roman" w:eastAsia="宋体"/>
-          <w:b/>
-        </w:rPr>
-        <w:t>工程创新——防御演化专用 harness</w:t>
-      </w:r>
-      <w:r>
-        <w:rPr>
-          <w:rFonts w:ascii="Times New Roman" w:hAnsi="Times New Roman" w:eastAsia="宋体"/>
-          <w:b w:val="0"/>
-        </w:rPr>
-        <w:t>:为内核 eBPF 防御构建领域专用的编码智能体 harness(领域工具 + 闭环编排),而非直接套用 Claude Code、Cursor 等通用编码智能体[55][56];该 harness 将内核 verifier 反馈、内核态沙箱、攻防靶场与防御档案沉淀为可复用的智能体工具与反馈接口,本身即一项可迁移到同类内核安全任务的成果。</w:t>
+        <w:t>:以真实协议攻击为红队,首次面向"协议攻击的自主防御"建立含未知攻击留出集的攻防协同演化评测,量化对已知/未知攻击的防御效果、误报率与性能开销。现有内核安全设施(verifier、沙箱、自动回滚)在本文中作为基础设施被组织进智能体闭环,而非被重新发明。</w:t>
       </w:r>
     </w:p>
     <w:p>
@@ -2805,14 +2781,28 @@
           <w:rFonts w:ascii="Times New Roman" w:hAnsi="Times New Roman" w:eastAsia="宋体"/>
           <w:b/>
         </w:rPr>
-        <w:t>学术论文</w:t>
+        <w:t>开源系统</w:t>
       </w:r>
       <w:r>
         <w:rPr>
           <w:rFonts w:ascii="Times New Roman" w:hAnsi="Times New Roman" w:eastAsia="宋体"/>
           <w:b w:val="0"/>
         </w:rPr>
-        <w:t>:面向网络安全/系统四大会(CCS/USENIX Security/NDSS/S&amp;P 或 NSDI/OSDI)投稿 1 篇及以上;</w:t>
+        <w:t>:在 PacketScope 基础上发布自进化 eBPF 防御系统原型、面向防御演化的</w:t>
+      </w:r>
+      <w:r>
+        <w:rPr>
+          <w:rFonts w:ascii="Times New Roman" w:hAnsi="Times New Roman" w:eastAsia="宋体"/>
+          <w:b/>
+        </w:rPr>
+        <w:t>专用编码智能体 harness</w:t>
+      </w:r>
+      <w:r>
+        <w:rPr>
+          <w:rFonts w:ascii="Times New Roman" w:hAnsi="Times New Roman" w:eastAsia="宋体"/>
+          <w:b w:val="0"/>
+        </w:rPr>
+        <w:t>(领域工具 + 闭环编排)与攻防评测靶场;</w:t>
       </w:r>
     </w:p>
     <w:p>
@@ -2825,46 +2815,6 @@
           <w:b w:val="0"/>
         </w:rPr>
         <w:t xml:space="preserve">3. </w:t>
-      </w:r>
-      <w:r>
-        <w:rPr>
-          <w:rFonts w:ascii="Times New Roman" w:hAnsi="Times New Roman" w:eastAsia="宋体"/>
-          <w:b/>
-        </w:rPr>
-        <w:t>开源系统</w:t>
-      </w:r>
-      <w:r>
-        <w:rPr>
-          <w:rFonts w:ascii="Times New Roman" w:hAnsi="Times New Roman" w:eastAsia="宋体"/>
-          <w:b w:val="0"/>
-        </w:rPr>
-        <w:t>:在 PacketScope 基础上发布自进化 eBPF 防御系统原型、面向防御演化的</w:t>
-      </w:r>
-      <w:r>
-        <w:rPr>
-          <w:rFonts w:ascii="Times New Roman" w:hAnsi="Times New Roman" w:eastAsia="宋体"/>
-          <w:b/>
-        </w:rPr>
-        <w:t>专用编码智能体 harness</w:t>
-      </w:r>
-      <w:r>
-        <w:rPr>
-          <w:rFonts w:ascii="Times New Roman" w:hAnsi="Times New Roman" w:eastAsia="宋体"/>
-          <w:b w:val="0"/>
-        </w:rPr>
-        <w:t>(领域工具 + 闭环编排)与攻防评测靶场;</w:t>
-      </w:r>
-    </w:p>
-    <w:p>
-      <w:pPr>
-        <w:ind w:left="420"/>
-      </w:pPr>
-      <w:r>
-        <w:rPr>
-          <w:rFonts w:ascii="Times New Roman" w:hAnsi="Times New Roman" w:eastAsia="宋体"/>
-          <w:b w:val="0"/>
-        </w:rPr>
-        <w:t xml:space="preserve">4. </w:t>
       </w:r>
       <w:r>
         <w:rPr>

--- a/report/选题报告及论文工作计划表_202401.docx
+++ b/report/选题报告及论文工作计划表_202401.docx
@@ -1847,7 +1847,7 @@
           <w:rFonts w:ascii="Times New Roman" w:hAnsi="Times New Roman" w:eastAsia="宋体"/>
           <w:b/>
         </w:rPr>
-        <w:t>留出的未知攻击</w:t>
+        <w:t>预留的未知攻击</w:t>
       </w:r>
       <w:r>
         <w:rPr>
@@ -2023,7 +2023,7 @@
           <w:rFonts w:ascii="Times New Roman" w:hAnsi="Times New Roman" w:eastAsia="宋体"/>
           <w:b w:val="0"/>
         </w:rPr>
-        <w:t xml:space="preserve"> 关键在于构建攻防协同进化的评测协议与留出未知攻击集,使"自动化程度、未知攻击适应性"等维度可量化对比。</w:t>
+        <w:t xml:space="preserve"> 关键在于构建攻防协同进化的评测协议与预留的未知攻击(系统迭代时不接触),使"自动化程度、未知攻击适应性"等维度可量化对比。</w:t>
       </w:r>
     </w:p>
     <w:p>
@@ -2415,7 +2415,7 @@
           <w:rFonts w:ascii="Times New Roman" w:hAnsi="Times New Roman" w:eastAsia="宋体"/>
           <w:b/>
         </w:rPr>
-        <w:t>留出未知攻击</w:t>
+        <w:t>预留的未知攻击</w:t>
       </w:r>
       <w:r>
         <w:rPr>
@@ -2632,7 +2632,7 @@
           <w:rFonts w:ascii="Times New Roman" w:hAnsi="Times New Roman" w:eastAsia="宋体"/>
           <w:b w:val="0"/>
         </w:rPr>
-        <w:t>主要风险与对策:① 大模型生成内核代码的稳定性——以 verifier+沙箱+回归测试兜底,必要时引入"浅层模型做感知 + 启发式做规则"的混合;② 自动闭环在真实噪声下未必如靶场般干净——以鲁棒新颖性信号 + 人工门控分级放行缓解;③ 未知攻击的"未知"难以穷尽——以留出集 + 协同进化近似,并如实报告覆盖边界。</w:t>
+        <w:t>主要风险与对策:① 大模型生成内核代码的稳定性——以 verifier+沙箱+回归测试兜底,必要时引入"浅层模型做感知 + 启发式做规则"的混合;② 自动闭环在真实噪声下未必如靶场般干净——以鲁棒新颖性信号 + 人工门控分级放行缓解;③ 未知攻击的"未知"难以穷尽——以预留测试集 + 协同进化近似,并如实报告覆盖边界。</w:t>
       </w:r>
     </w:p>
     <w:p>
@@ -2723,7 +2723,7 @@
           <w:rFonts w:ascii="Times New Roman" w:hAnsi="Times New Roman" w:eastAsia="宋体"/>
           <w:b w:val="0"/>
         </w:rPr>
-        <w:t>:以真实协议攻击为红队,首次面向"协议攻击的自主防御"建立含未知攻击留出集的攻防协同演化评测,量化对已知/未知攻击的防御效果、误报率与性能开销。现有内核安全设施(verifier、沙箱、自动回滚)在本文中作为基础设施被组织进智能体闭环,而非被重新发明。</w:t>
+        <w:t>:以真实协议攻击为红队,首次面向"协议攻击的自主防御"建立含预留的未知攻击的攻防协同演化评测,量化对已知/未知攻击的防御效果、误报率与性能开销。现有内核安全设施(verifier、沙箱、自动回滚)在本文中作为基础设施被组织进智能体闭环,而非被重新发明。</w:t>
       </w:r>
     </w:p>
     <w:p>

--- a/report/选题报告及论文工作计划表_202401.docx
+++ b/report/选题报告及论文工作计划表_202401.docx
@@ -1696,28 +1696,28 @@
           <w:rFonts w:ascii="Times New Roman" w:hAnsi="Times New Roman" w:eastAsia="宋体"/>
           <w:b/>
         </w:rPr>
-        <w:t>研究内容一:防御演化(Defensive Evolution)范式的形式化与系统框架。</w:t>
+        <w:t>研究内容一:系统与智能体工具链闭环的构建。</w:t>
       </w:r>
       <w:r>
         <w:rPr>
           <w:rFonts w:ascii="Times New Roman" w:hAnsi="Times New Roman" w:eastAsia="宋体"/>
           <w:b w:val="0"/>
         </w:rPr>
-        <w:t xml:space="preserve"> 形式化定义防御系统(Defense System)的状态、动作、反馈与更新机制;论证"以已验证内核代码承载防御能力"相对"小模型推理"在容量、抗遗忘、可解释、性能、可验证性上的优势边界;给出系统总体架构(在 PacketScope/Guarder 开源框架基础上扩展)。在此框架内,设计一套面向防御演化的</w:t>
+        <w:t xml:space="preserve"> 在课题组开源的 PacketScope/Guarder 基础上,构建一套让编码智能体能够完成"生成 eBPF → clang 编译 → 内核 verifier 校验 → 隔离沙箱测试 → tail-call 热加载 → 读取运行时遥测"的工具链与自动闭环;把这些内核/eBPF 领域能力封装为智能体可调用的工具与反馈接口(即</w:t>
       </w:r>
       <w:r>
         <w:rPr>
           <w:rFonts w:ascii="Times New Roman" w:hAnsi="Times New Roman" w:eastAsia="宋体"/>
           <w:b/>
         </w:rPr>
-        <w:t>专用编码智能体 harness</w:t>
+        <w:t>专用 harness</w:t>
       </w:r>
       <w:r>
         <w:rPr>
           <w:rFonts w:ascii="Times New Roman" w:hAnsi="Times New Roman" w:eastAsia="宋体"/>
           <w:b w:val="0"/>
         </w:rPr>
-        <w:t>:将 eBPF 代码生成/编译、内核 verifier 反馈解析、内核态隔离沙箱、攻防靶场、防御档案与探索信号封装为智能体的工具与反馈接口,并固化"探索—合成—验证—部署—档案"的闭环编排——这区别于直接调用 Claude Code、Cursor 等通用编码智能体[55][56],是把通用智能体能力专门化到内核安全任务的关键工程载体。</w:t>
+        <w:t>),区别于直接调用 Claude Code、Cursor 等通用编码智能体[53][55][56]。</w:t>
       </w:r>
     </w:p>
     <w:p>
@@ -1730,14 +1730,42 @@
           <w:rFonts w:ascii="Times New Roman" w:hAnsi="Times New Roman" w:eastAsia="宋体"/>
           <w:b/>
         </w:rPr>
-        <w:t>研究内容二:新颖性与覆盖度引导的协议攻击面主动探索。</w:t>
+        <w:t>研究内容二:让智能体写出"能用且安全"的 eBPF 防御。</w:t>
       </w:r>
       <w:r>
         <w:rPr>
           <w:rFonts w:ascii="Times New Roman" w:hAnsi="Times New Roman" w:eastAsia="宋体"/>
           <w:b w:val="0"/>
         </w:rPr>
-        <w:t xml:space="preserve"> 设计内在激励(新颖性、覆盖度)度量(基于预测误差[42]/RND[43]/覆盖率),驱动智能体在攻防沙箱中主动生成与挖掘未被现有防御覆盖的攻击(可复用课题组 PMTUD/NAT/IPID 等攻击作为种子[5][6][3]),把"被绕过的攻击"转化为高信息量的学习信号。</w:t>
+        <w:t xml:space="preserve"> 解决两个关键工程问题:</w:t>
+      </w:r>
+      <w:r>
+        <w:rPr>
+          <w:rFonts w:ascii="Times New Roman" w:hAnsi="Times New Roman" w:eastAsia="宋体"/>
+          <w:b/>
+        </w:rPr>
+        <w:t>生成质量</w:t>
+      </w:r>
+      <w:r>
+        <w:rPr>
+          <w:rFonts w:ascii="Times New Roman" w:hAnsi="Times New Roman" w:eastAsia="宋体"/>
+          <w:b w:val="0"/>
+        </w:rPr>
+        <w:t>(智能体写的 eBPF 能编译通过、通过 verifier、且确实拦截攻击而不误杀)与</w:t>
+      </w:r>
+      <w:r>
+        <w:rPr>
+          <w:rFonts w:ascii="Times New Roman" w:hAnsi="Times New Roman" w:eastAsia="宋体"/>
+          <w:b/>
+        </w:rPr>
+        <w:t>运行安全</w:t>
+      </w:r>
+      <w:r>
+        <w:rPr>
+          <w:rFonts w:ascii="Times New Roman" w:hAnsi="Times New Roman" w:eastAsia="宋体"/>
+          <w:b w:val="0"/>
+        </w:rPr>
+        <w:t>(以编译/verifier 报错驱动自我修正,异常时自动回滚,保证不致断网或误伤正常流量)——这是系统能真正运行起来的前提。</w:t>
       </w:r>
     </w:p>
     <w:p>
@@ -1750,34 +1778,14 @@
           <w:rFonts w:ascii="Times New Roman" w:hAnsi="Times New Roman" w:eastAsia="宋体"/>
           <w:b/>
         </w:rPr>
-        <w:t>研究内容三:大模型进化式 eBPF 防御合成与可信加载闭环。</w:t>
+        <w:t>研究内容三:面向真实协议攻击的防御生成与评测。</w:t>
       </w:r>
       <w:r>
         <w:rPr>
           <w:rFonts w:ascii="Times New Roman" w:hAnsi="Times New Roman" w:eastAsia="宋体"/>
           <w:b w:val="0"/>
         </w:rPr>
-        <w:t xml:space="preserve"> 实现"LLM 生成 eBPF C 代码 → clang 编译 → 内核 verifier 校验 → 沙箱对抗评估 → tail-call 热加载 → 运行时反馈 → Reflexion/Self-Debug 非梯度迭代"的闭环;以 verifier 失败日志、编译报错、运行时遥测为结构化反馈驱动自我修正。</w:t>
-      </w:r>
-    </w:p>
-    <w:p>
-      <w:pPr>
-        <w:spacing w:line="300" w:lineRule="auto"/>
-        <w:ind w:firstLine="420"/>
-      </w:pPr>
-      <w:r>
-        <w:rPr>
-          <w:rFonts w:ascii="Times New Roman" w:hAnsi="Times New Roman" w:eastAsia="宋体"/>
-          <w:b/>
-        </w:rPr>
-        <w:t>研究内容四:多样化防御库的维护与攻防协同进化评测。</w:t>
-      </w:r>
-      <w:r>
-        <w:rPr>
-          <w:rFonts w:ascii="Times New Roman" w:hAnsi="Times New Roman" w:eastAsia="宋体"/>
-          <w:b w:val="0"/>
-        </w:rPr>
-        <w:t xml:space="preserve"> 以新颖性搜索/MAP-Elites[44][45] 在"挂载点 × 协议层 × 检测机制 × 攻击类别"行为空间维护多样化防御库,并设计攻防协同进化评测,量化系统对已知/未知攻击的防御效果、误报率、性能开销与自动化程度,与 Kgent[26]、Tetragon[19]、Falco[20] 等 baseline 对比。</w:t>
+        <w:t xml:space="preserve"> 复用 PMTUD/NAT/IPID 等真实协议攻击[5][6][3]搭建攻防靶场,让系统针对这些攻击自动生成并迭代防御;量化检出率、误报率、XDP 吞吐与时延开销,以及达到目标防御所需的人工介入量,并与人工编写规则、Kgent[26]、Tetragon[19]/Falco[20] 等对比;对"未让系统接触过的新攻击"单独测试,考察其泛化能力。</w:t>
       </w:r>
     </w:p>
     <w:p>
@@ -1802,7 +1810,7 @@
           <w:rFonts w:ascii="Times New Roman" w:hAnsi="Times New Roman" w:eastAsia="宋体"/>
           <w:b w:val="0"/>
         </w:rPr>
-        <w:t>• 完成防御演化范式的形式化定义与系统原型;</w:t>
+        <w:t>• 完成系统原型与智能体工具链闭环(在 PacketScope/Guarder 上落地);</w:t>
       </w:r>
     </w:p>
     <w:p>
@@ -1878,7 +1886,7 @@
           <w:rFonts w:ascii="Times New Roman" w:hAnsi="Times New Roman" w:eastAsia="宋体"/>
           <w:b w:val="0"/>
         </w:rPr>
-        <w:t>• 形成 1 篇及以上高水平学术论文与一套开源系统。</w:t>
+        <w:t>• 形成一套可运行、可复现的开源系统与攻防评测靶场。</w:t>
       </w:r>
     </w:p>
     <w:p>
@@ -1910,7 +1918,7 @@
           <w:rFonts w:ascii="Times New Roman" w:hAnsi="Times New Roman" w:eastAsia="宋体"/>
           <w:b/>
         </w:rPr>
-        <w:t>可靠性问题——如何让智能体自动生成的内核代码安全可控?</w:t>
+        <w:t>可靠性——如何让智能体自动生成的内核代码安全可控?</w:t>
       </w:r>
       <w:r>
         <w:rPr>
@@ -1964,14 +1972,14 @@
           <w:rFonts w:ascii="Times New Roman" w:hAnsi="Times New Roman" w:eastAsia="宋体"/>
           <w:b/>
         </w:rPr>
-        <w:t>探索高效性问题——如何高效发现真正有价值的攻击面?</w:t>
+        <w:t>生成质量——智能体写的 eBPF 怎样才"能用"?</w:t>
       </w:r>
       <w:r>
         <w:rPr>
           <w:rFonts w:ascii="Times New Roman" w:hAnsi="Times New Roman" w:eastAsia="宋体"/>
           <w:b w:val="0"/>
         </w:rPr>
-        <w:t xml:space="preserve"> 协议状态空间巨大且含噪声,朴素预测误差类内在激励信号易被随机性诱骗(noisy-TV)。关键在于设计对噪声鲁棒的新颖性/覆盖率信号,使探索聚焦于"现有防御覆盖不到"的方向。</w:t>
+        <w:t xml:space="preserve"> 它必须能编译通过、通过内核 verifier、且确实拦截目标攻击而不误杀正常流量。关键在于把编译/verifier 报错与沙箱重放结果作为结构化反馈,驱动智能体迭代修正,直到产出可用且达标的防御。</w:t>
       </w:r>
     </w:p>
     <w:p>
@@ -1990,40 +1998,14 @@
           <w:rFonts w:ascii="Times New Roman" w:hAnsi="Times New Roman" w:eastAsia="宋体"/>
           <w:b/>
         </w:rPr>
-        <w:t>非梯度学习的收敛性问题——如何让防御能力单调、可审计地进化而不腐化?</w:t>
+        <w:t>评测——如何证明系统"真的有用"?</w:t>
       </w:r>
       <w:r>
         <w:rPr>
           <w:rFonts w:ascii="Times New Roman" w:hAnsi="Times New Roman" w:eastAsia="宋体"/>
           <w:b w:val="0"/>
         </w:rPr>
-        <w:t xml:space="preserve"> 关键在于"吸收反馈 + 压缩历史"的机制与回归测试固化,既积累新防御又避免防御库退化为"一团烂泥",并防止"修了新攻击、放进了旧攻击"的回退。</w:t>
-      </w:r>
-    </w:p>
-    <w:p>
-      <w:pPr>
-        <w:ind w:left="420"/>
-      </w:pPr>
-      <w:r>
-        <w:rPr>
-          <w:rFonts w:ascii="Times New Roman" w:hAnsi="Times New Roman" w:eastAsia="宋体"/>
-          <w:b w:val="0"/>
-        </w:rPr>
-        <w:t xml:space="preserve">4. </w:t>
-      </w:r>
-      <w:r>
-        <w:rPr>
-          <w:rFonts w:ascii="Times New Roman" w:hAnsi="Times New Roman" w:eastAsia="宋体"/>
-          <w:b/>
-        </w:rPr>
-        <w:t>评测问题——如何科学衡量"对未知攻击的自主防御能力"?</w:t>
-      </w:r>
-      <w:r>
-        <w:rPr>
-          <w:rFonts w:ascii="Times New Roman" w:hAnsi="Times New Roman" w:eastAsia="宋体"/>
-          <w:b w:val="0"/>
-        </w:rPr>
-        <w:t xml:space="preserve"> 关键在于构建攻防协同进化的评测协议与预留的未知攻击(系统迭代时不接触),使"自动化程度、未知攻击适应性"等维度可量化对比。</w:t>
+        <w:t xml:space="preserve"> 不仅要防住已见过的攻击,对未让系统接触过的新攻击也要能防。关键在于构建真实攻击靶场,给出检出率、误报率、性能开销与人工介入量等可复现、可对比的度量,并与人工规则及现有工具对比。</w:t>
       </w:r>
     </w:p>
     <w:p>
@@ -2664,14 +2646,14 @@
           <w:rFonts w:ascii="Times New Roman" w:hAnsi="Times New Roman" w:eastAsia="宋体"/>
           <w:b/>
         </w:rPr>
-        <w:t>范式创新——防御演化(Defensive Evolution)</w:t>
+        <w:t>可运行的系统(而非设想)</w:t>
       </w:r>
       <w:r>
         <w:rPr>
           <w:rFonts w:ascii="Times New Roman" w:hAnsi="Times New Roman" w:eastAsia="宋体"/>
           <w:b w:val="0"/>
         </w:rPr>
-        <w:t>:让编码智能体持续维护与演化一套运行在内核的防御代码,把防御能力沉淀为"可验证的内核代码"而非模型权重;系统性论证其相对小模型在无界容量、抗灾难性遗忘、可解释、线速、可形式化验证上的优势。</w:t>
+        <w:t>:在 PacketScope/Guarder 上落地一套由编码智能体自动维护的内核 eBPF 防御系统,可演示、可复现。</w:t>
       </w:r>
     </w:p>
     <w:p>
@@ -2690,14 +2672,14 @@
           <w:rFonts w:ascii="Times New Roman" w:hAnsi="Times New Roman" w:eastAsia="宋体"/>
           <w:b/>
         </w:rPr>
-        <w:t>工程创新——防御演化专用 harness</w:t>
+        <w:t>智能体写内核代码的可靠流水线</w:t>
       </w:r>
       <w:r>
         <w:rPr>
           <w:rFonts w:ascii="Times New Roman" w:hAnsi="Times New Roman" w:eastAsia="宋体"/>
           <w:b w:val="0"/>
         </w:rPr>
-        <w:t>:为内核 eBPF 防御构建领域专用的编码智能体 harness——把 eBPF 代码生成/编译、内核 verifier 反馈解析、内核态沙箱、攻防靶场与防御档案,封装为智能体可调用的工具与反馈接口,而非直接套用 Claude Code、Cursor 等通用编码智能体[53][55][56];该 harness 本身即一项可迁移到同类内核安全任务的成果。</w:t>
+        <w:t>:把"生成 → clang 编译 → 内核 verifier → 隔离沙箱 → tail-call 热加载 → 自动回滚"组织成一条可靠流水线,系统化解决"让 AI 写内核代码"的可用性与安全性(其中 verifier、沙箱、回滚等均为现成基础设施,本文的工作是把它们与编码智能体闭环组织起来,而非重新发明)。</w:t>
       </w:r>
     </w:p>
     <w:p>
@@ -2716,14 +2698,14 @@
           <w:rFonts w:ascii="Times New Roman" w:hAnsi="Times New Roman" w:eastAsia="宋体"/>
           <w:b/>
         </w:rPr>
-        <w:t>评测创新——攻防协同演化评测基准</w:t>
+        <w:t>面向真实协议攻击的防御评测靶场</w:t>
       </w:r>
       <w:r>
         <w:rPr>
           <w:rFonts w:ascii="Times New Roman" w:hAnsi="Times New Roman" w:eastAsia="宋体"/>
           <w:b w:val="0"/>
         </w:rPr>
-        <w:t>:以真实协议攻击为红队,首次面向"协议攻击的自主防御"建立含预留的未知攻击的攻防协同演化评测,量化对已知/未知攻击的防御效果、误报率与性能开销。现有内核安全设施(verifier、沙箱、自动回滚)在本文中作为基础设施被组织进智能体闭环,而非被重新发明。</w:t>
+        <w:t>:以 PMTUD/NAT/IPID 等真实攻击构建攻防靶场,给出检出率、误报率、性能开销与人工介入量等量化结果,并与人工规则、Kgent[26]、Tetragon[19]/Falco[20] 对比;靶场本身可复用于同类内核安全研究。</w:t>
       </w:r>
     </w:p>
     <w:p>

--- a/report/选题报告及论文工作计划表_202401.docx
+++ b/report/选题报告及论文工作计划表_202401.docx
@@ -1751,7 +1751,7 @@
           <w:rFonts w:ascii="Times New Roman" w:hAnsi="Times New Roman" w:eastAsia="宋体"/>
           <w:b w:val="0"/>
         </w:rPr>
-        <w:t>(智能体写的 eBPF 能编译通过、通过 verifier、且确实拦截攻击而不误杀)与</w:t>
+        <w:t>(智能体生成的 eBPF 能编译通过、通过 verifier,且确实拦截攻击而不误伤正常流量)与</w:t>
       </w:r>
       <w:r>
         <w:rPr>
@@ -1765,7 +1765,7 @@
           <w:rFonts w:ascii="Times New Roman" w:hAnsi="Times New Roman" w:eastAsia="宋体"/>
           <w:b w:val="0"/>
         </w:rPr>
-        <w:t>(以编译/verifier 报错驱动自我修正,异常时自动回滚,保证不致断网或误伤正常流量)——这是系统能真正运行起来的前提。</w:t>
+        <w:t>(以编译/verifier 报错驱动自我修正,异常时自动回滚,保证不致网络中断或误伤正常流量)——这是系统能真正运行起来的前提。</w:t>
       </w:r>
     </w:p>
     <w:p>
@@ -1925,7 +1925,7 @@
           <w:rFonts w:ascii="Times New Roman" w:hAnsi="Times New Roman" w:eastAsia="宋体"/>
           <w:b w:val="0"/>
         </w:rPr>
-        <w:t xml:space="preserve"> 内核态 eBPF 一旦出错可致断网或误杀全部流量,而 LLM 生成代码可靠性存疑[33]。关键在于把</w:t>
+        <w:t xml:space="preserve"> 内核态 eBPF 一旦出错可致网络中断或误伤全部流量,而 LLM 生成代码可靠性存疑[33]。关键在于把</w:t>
       </w:r>
       <w:r>
         <w:rPr>
@@ -1972,14 +1972,14 @@
           <w:rFonts w:ascii="Times New Roman" w:hAnsi="Times New Roman" w:eastAsia="宋体"/>
           <w:b/>
         </w:rPr>
-        <w:t>生成质量——智能体写的 eBPF 怎样才"能用"?</w:t>
+        <w:t>生成质量——智能体生成的 eBPF 怎样才"能用"?</w:t>
       </w:r>
       <w:r>
         <w:rPr>
           <w:rFonts w:ascii="Times New Roman" w:hAnsi="Times New Roman" w:eastAsia="宋体"/>
           <w:b w:val="0"/>
         </w:rPr>
-        <w:t xml:space="preserve"> 它必须能编译通过、通过内核 verifier、且确实拦截目标攻击而不误杀正常流量。关键在于把编译/verifier 报错与沙箱重放结果作为结构化反馈,驱动智能体迭代修正,直到产出可用且达标的防御。</w:t>
+        <w:t xml:space="preserve"> 它必须能编译通过、通过内核 verifier、且确实拦截目标攻击而不误伤正常流量。关键在于把编译/verifier 报错与沙箱重放结果作为结构化反馈,驱动智能体迭代修正,直到产出可用且达标的防御。</w:t>
       </w:r>
     </w:p>
     <w:p>

--- a/report/选题报告及论文工作计划表_202401.docx
+++ b/report/选题报告及论文工作计划表_202401.docx
@@ -1696,96 +1696,34 @@
           <w:rFonts w:ascii="Times New Roman" w:hAnsi="Times New Roman" w:eastAsia="宋体"/>
           <w:b/>
         </w:rPr>
-        <w:t>研究内容一:系统与智能体工具链闭环的构建。</w:t>
+        <w:t>研究内容一:面向 eBPF 防御的完整专用 harness。</w:t>
       </w:r>
       <w:r>
         <w:rPr>
           <w:rFonts w:ascii="Times New Roman" w:hAnsi="Times New Roman" w:eastAsia="宋体"/>
           <w:b w:val="0"/>
         </w:rPr>
-        <w:t xml:space="preserve"> 在课题组开源的 PacketScope/Guarder 基础上,构建一套让编码智能体能够完成"生成 eBPF → clang 编译 → 内核 verifier 校验 → 隔离沙箱测试 → tail-call 热加载 → 读取运行时遥测"的工具链与自动闭环;把这些内核/eBPF 领域能力封装为智能体可调用的工具与反馈接口(即</w:t>
-      </w:r>
+        <w:t xml:space="preserve"> 将"由编码智能体生成 eBPF 防御并保证其可用、安全"的全过程,封装为一套完整的领域专用 harness:涵盖防御程序的生成、编译、内核 verifier 校验、隔离沙箱测试、加载与运行时反馈接口;并解决两个关键工程问题——生成质量(智能体生成的 eBPF 能编译通过、通过 verifier,且确实拦截攻击而不误伤正常流量)与运行安全(以编译/verifier 报错驱动自我修正,异常时自动回滚,保证不致网络中断或误伤正常流量)。这区别于直接调用 Claude Code、Cursor 等通用编码智能体[53][55][56]。</w:t>
+      </w:r>
+    </w:p>
+    <w:p>
+      <w:pPr>
+        <w:spacing w:line="300" w:lineRule="auto"/>
+        <w:ind w:firstLine="420"/>
+      </w:pPr>
       <w:r>
         <w:rPr>
           <w:rFonts w:ascii="Times New Roman" w:hAnsi="Times New Roman" w:eastAsia="宋体"/>
           <w:b/>
         </w:rPr>
-        <w:t>专用 harness</w:t>
+        <w:t>研究内容二:面向真实协议攻击的防御生成与评测。</w:t>
       </w:r>
       <w:r>
         <w:rPr>
           <w:rFonts w:ascii="Times New Roman" w:hAnsi="Times New Roman" w:eastAsia="宋体"/>
           <w:b w:val="0"/>
         </w:rPr>
-        <w:t>),区别于直接调用 Claude Code、Cursor 等通用编码智能体[53][55][56]。</w:t>
-      </w:r>
-    </w:p>
-    <w:p>
-      <w:pPr>
-        <w:spacing w:line="300" w:lineRule="auto"/>
-        <w:ind w:firstLine="420"/>
-      </w:pPr>
-      <w:r>
-        <w:rPr>
-          <w:rFonts w:ascii="Times New Roman" w:hAnsi="Times New Roman" w:eastAsia="宋体"/>
-          <w:b/>
-        </w:rPr>
-        <w:t>研究内容二:让智能体写出"能用且安全"的 eBPF 防御。</w:t>
-      </w:r>
-      <w:r>
-        <w:rPr>
-          <w:rFonts w:ascii="Times New Roman" w:hAnsi="Times New Roman" w:eastAsia="宋体"/>
-          <w:b w:val="0"/>
-        </w:rPr>
-        <w:t xml:space="preserve"> 解决两个关键工程问题:</w:t>
-      </w:r>
-      <w:r>
-        <w:rPr>
-          <w:rFonts w:ascii="Times New Roman" w:hAnsi="Times New Roman" w:eastAsia="宋体"/>
-          <w:b/>
-        </w:rPr>
-        <w:t>生成质量</w:t>
-      </w:r>
-      <w:r>
-        <w:rPr>
-          <w:rFonts w:ascii="Times New Roman" w:hAnsi="Times New Roman" w:eastAsia="宋体"/>
-          <w:b w:val="0"/>
-        </w:rPr>
-        <w:t>(智能体生成的 eBPF 能编译通过、通过 verifier,且确实拦截攻击而不误伤正常流量)与</w:t>
-      </w:r>
-      <w:r>
-        <w:rPr>
-          <w:rFonts w:ascii="Times New Roman" w:hAnsi="Times New Roman" w:eastAsia="宋体"/>
-          <w:b/>
-        </w:rPr>
-        <w:t>运行安全</w:t>
-      </w:r>
-      <w:r>
-        <w:rPr>
-          <w:rFonts w:ascii="Times New Roman" w:hAnsi="Times New Roman" w:eastAsia="宋体"/>
-          <w:b w:val="0"/>
-        </w:rPr>
-        <w:t>(以编译/verifier 报错驱动自我修正,异常时自动回滚,保证不致网络中断或误伤正常流量)——这是系统能真正运行起来的前提。</w:t>
-      </w:r>
-    </w:p>
-    <w:p>
-      <w:pPr>
-        <w:spacing w:line="300" w:lineRule="auto"/>
-        <w:ind w:firstLine="420"/>
-      </w:pPr>
-      <w:r>
-        <w:rPr>
-          <w:rFonts w:ascii="Times New Roman" w:hAnsi="Times New Roman" w:eastAsia="宋体"/>
-          <w:b/>
-        </w:rPr>
-        <w:t>研究内容三:面向真实协议攻击的防御生成与评测。</w:t>
-      </w:r>
-      <w:r>
-        <w:rPr>
-          <w:rFonts w:ascii="Times New Roman" w:hAnsi="Times New Roman" w:eastAsia="宋体"/>
-          <w:b w:val="0"/>
-        </w:rPr>
-        <w:t xml:space="preserve"> 复用 PMTUD/NAT/IPID 等真实协议攻击[5][6][3]搭建攻防靶场,让系统针对这些攻击自动生成并迭代防御;量化检出率、误报率、XDP 吞吐与时延开销,以及达到目标防御所需的人工介入量,并与人工编写规则、Kgent[26]、Tetragon[19]/Falco[20] 等对比;对"未让系统接触过的新攻击"单独测试,考察其泛化能力。</w:t>
+        <w:t xml:space="preserve"> 复用 PMTUD/NAT/IPID 等真实协议攻击[5][6][3]搭建攻防靶场,让系统针对这些攻击自动生成并迭代防御;量化检测率、误报率、XDP 吞吐与时延开销,以及达到目标防御所需的人工介入量,并与人工编写规则、Kgent[26]、Tetragon[19]/Falco[20] 等对比;对未让系统接触过的新攻击单独测试,考察其泛化能力。</w:t>
       </w:r>
     </w:p>
     <w:p>
